--- a/Основы алгоритмизации и программирования/циклы.docx
+++ b/Основы алгоритмизации и программирования/циклы.docx
@@ -2,6 +2,827 @@
 <file path=word/document.xml><?xml version="1.0" encoding="utf-8"?>
 <w:document xmlns:ve="http://schemas.openxmlformats.org/markup-compatibility/2006" xmlns:o="urn:schemas-microsoft-com:office:office" xmlns:r="http://schemas.openxmlformats.org/officeDocument/2006/relationships" xmlns:m="http://schemas.openxmlformats.org/officeDocument/2006/math" xmlns:v="urn:schemas-microsoft-com:vml" xmlns:wp="http://schemas.openxmlformats.org/drawingml/2006/wordprocessingDrawing" xmlns:w10="urn:schemas-microsoft-com:office:word" xmlns:w="http://schemas.openxmlformats.org/wordprocessingml/2006/main" xmlns:wne="http://schemas.microsoft.com/office/word/2006/wordml">
   <w:body>
+    <w:tbl>
+      <w:tblPr>
+        <w:tblpPr w:leftFromText="180" w:rightFromText="180" w:vertAnchor="text" w:horzAnchor="margin" w:tblpY="-575"/>
+        <w:tblW w:w="5109" w:type="pct"/>
+        <w:tblLook w:val="04A0"/>
+      </w:tblPr>
+      <w:tblGrid>
+        <w:gridCol w:w="2482"/>
+        <w:gridCol w:w="7298"/>
+      </w:tblGrid>
+      <w:tr>
+        <w:trPr>
+          <w:trHeight w:val="2112"/>
+        </w:trPr>
+        <w:tc>
+          <w:tcPr>
+            <w:tcW w:w="1269" w:type="pct"/>
+            <w:vMerge w:val="restart"/>
+            <w:hideMark/>
+          </w:tcPr>
+          <w:p>
+            <w:pPr>
+              <w:spacing w:after="160"/>
+              <w:rPr>
+                <w:rFonts w:ascii="Times New Roman" w:hAnsi="Times New Roman"/>
+                <w:kern w:val="2"/>
+                <w:sz w:val="28"/>
+                <w:szCs w:val="24"/>
+              </w:rPr>
+            </w:pPr>
+            <w:r>
+              <w:rPr>
+                <w:rFonts w:ascii="Times New Roman" w:hAnsi="Times New Roman"/>
+                <w:noProof/>
+                <w:kern w:val="2"/>
+                <w:sz w:val="28"/>
+                <w:szCs w:val="24"/>
+                <w:lang w:eastAsia="ru-RU"/>
+              </w:rPr>
+              <w:drawing>
+                <wp:inline distT="0" distB="0" distL="0" distR="0">
+                  <wp:extent cx="1350010" cy="1542415"/>
+                  <wp:effectExtent l="0" t="0" r="2540" b="635"/>
+                  <wp:docPr id="1" name="Рисунок 1"/>
+                  <wp:cNvGraphicFramePr>
+                    <a:graphicFrameLocks xmlns:a="http://schemas.openxmlformats.org/drawingml/2006/main" noChangeAspect="1"/>
+                  </wp:cNvGraphicFramePr>
+                  <a:graphic xmlns:a="http://schemas.openxmlformats.org/drawingml/2006/main">
+                    <a:graphicData uri="http://schemas.openxmlformats.org/drawingml/2006/picture">
+                      <pic:pic xmlns:pic="http://schemas.openxmlformats.org/drawingml/2006/picture">
+                        <pic:nvPicPr>
+                          <pic:cNvPr id="0" name="Рисунок 1"/>
+                          <pic:cNvPicPr>
+                            <a:picLocks noChangeAspect="1" noChangeArrowheads="1"/>
+                          </pic:cNvPicPr>
+                        </pic:nvPicPr>
+                        <pic:blipFill>
+                          <a:blip r:embed="rId6" cstate="print">
+                            <a:extLst>
+                              <a:ext uri="{28A0092B-C50C-407E-A947-70E740481C1C}">
+                                <a14:useLocalDpi xmlns:a14="http://schemas.microsoft.com/office/drawing/2010/main" xmlns:wps="http://schemas.microsoft.com/office/word/2010/wordprocessingShape" xmlns:wpi="http://schemas.microsoft.com/office/word/2010/wordprocessingInk" xmlns:wpg="http://schemas.microsoft.com/office/word/2010/wordprocessingGroup" xmlns:w14="http://schemas.microsoft.com/office/word/2010/wordml" xmlns:w="http://schemas.openxmlformats.org/wordprocessingml/2006/main" xmlns:w10="urn:schemas-microsoft-com:office:word" xmlns:wp14="http://schemas.microsoft.com/office/word/2010/wordprocessingDrawing" xmlns:v="urn:schemas-microsoft-com:vml" xmlns:o="urn:schemas-microsoft-com:office:office" xmlns:mc="http://schemas.openxmlformats.org/markup-compatibility/2006" xmlns:wpc="http://schemas.microsoft.com/office/word/2010/wordprocessingCanvas" xmlns="" xmlns:arto="http://schemas.microsoft.com/office/word/2006/arto" val="0"/>
+                              </a:ext>
+                            </a:extLst>
+                          </a:blip>
+                          <a:srcRect/>
+                          <a:stretch>
+                            <a:fillRect/>
+                          </a:stretch>
+                        </pic:blipFill>
+                        <pic:spPr bwMode="auto">
+                          <a:xfrm>
+                            <a:off x="0" y="0"/>
+                            <a:ext cx="1350010" cy="1542415"/>
+                          </a:xfrm>
+                          <a:prstGeom prst="rect">
+                            <a:avLst/>
+                          </a:prstGeom>
+                          <a:noFill/>
+                          <a:ln>
+                            <a:noFill/>
+                          </a:ln>
+                        </pic:spPr>
+                      </pic:pic>
+                    </a:graphicData>
+                  </a:graphic>
+                </wp:inline>
+              </w:drawing>
+            </w:r>
+          </w:p>
+        </w:tc>
+        <w:tc>
+          <w:tcPr>
+            <w:tcW w:w="3731" w:type="pct"/>
+          </w:tcPr>
+          <w:p>
+            <w:pPr>
+              <w:spacing w:after="160"/>
+              <w:rPr>
+                <w:rFonts w:ascii="Times New Roman" w:hAnsi="Times New Roman"/>
+                <w:b/>
+                <w:bCs/>
+                <w:kern w:val="2"/>
+                <w:sz w:val="28"/>
+                <w:szCs w:val="24"/>
+              </w:rPr>
+            </w:pPr>
+            <w:r>
+              <w:rPr>
+                <w:rFonts w:ascii="Times New Roman" w:hAnsi="Times New Roman"/>
+                <w:b/>
+                <w:bCs/>
+                <w:kern w:val="2"/>
+                <w:sz w:val="28"/>
+                <w:szCs w:val="24"/>
+              </w:rPr>
+              <w:t>ДЕПАРТАМЕНТ ОБРАЗОВАНИЯ И НАУКИ</w:t>
+            </w:r>
+          </w:p>
+          <w:p>
+            <w:pPr>
+              <w:spacing w:after="160"/>
+              <w:rPr>
+                <w:rFonts w:ascii="Times New Roman" w:hAnsi="Times New Roman"/>
+                <w:b/>
+                <w:bCs/>
+                <w:kern w:val="2"/>
+                <w:sz w:val="28"/>
+                <w:szCs w:val="24"/>
+              </w:rPr>
+            </w:pPr>
+            <w:r>
+              <w:rPr>
+                <w:rFonts w:ascii="Times New Roman" w:hAnsi="Times New Roman"/>
+                <w:b/>
+                <w:bCs/>
+                <w:kern w:val="2"/>
+                <w:sz w:val="28"/>
+                <w:szCs w:val="24"/>
+              </w:rPr>
+              <w:t>ГОРОДА МОСКВЫ</w:t>
+            </w:r>
+          </w:p>
+          <w:p>
+            <w:pPr>
+              <w:spacing w:after="160"/>
+              <w:rPr>
+                <w:rFonts w:ascii="Times New Roman" w:hAnsi="Times New Roman"/>
+                <w:b/>
+                <w:bCs/>
+                <w:kern w:val="2"/>
+                <w:sz w:val="28"/>
+                <w:szCs w:val="24"/>
+              </w:rPr>
+            </w:pPr>
+            <w:r>
+              <w:rPr>
+                <w:rFonts w:ascii="Times New Roman" w:hAnsi="Times New Roman"/>
+                <w:b/>
+                <w:bCs/>
+                <w:kern w:val="2"/>
+                <w:sz w:val="28"/>
+                <w:szCs w:val="24"/>
+              </w:rPr>
+              <w:t>Государственное бюджетное профессиональное</w:t>
+            </w:r>
+          </w:p>
+          <w:p>
+            <w:pPr>
+              <w:spacing w:after="160"/>
+              <w:rPr>
+                <w:rFonts w:ascii="Times New Roman" w:hAnsi="Times New Roman"/>
+                <w:b/>
+                <w:bCs/>
+                <w:kern w:val="2"/>
+                <w:sz w:val="28"/>
+                <w:szCs w:val="24"/>
+              </w:rPr>
+            </w:pPr>
+            <w:r>
+              <w:rPr>
+                <w:rFonts w:ascii="Times New Roman" w:hAnsi="Times New Roman"/>
+                <w:b/>
+                <w:bCs/>
+                <w:kern w:val="2"/>
+                <w:sz w:val="28"/>
+                <w:szCs w:val="24"/>
+              </w:rPr>
+              <w:t>образовательное учреждение города Москвы</w:t>
+            </w:r>
+          </w:p>
+          <w:p>
+            <w:pPr>
+              <w:spacing w:after="160"/>
+              <w:rPr>
+                <w:rFonts w:ascii="Times New Roman" w:hAnsi="Times New Roman"/>
+                <w:b/>
+                <w:bCs/>
+                <w:kern w:val="2"/>
+                <w:sz w:val="28"/>
+                <w:szCs w:val="24"/>
+              </w:rPr>
+            </w:pPr>
+            <w:r>
+              <w:rPr>
+                <w:rFonts w:ascii="Times New Roman" w:hAnsi="Times New Roman"/>
+                <w:b/>
+                <w:bCs/>
+                <w:kern w:val="2"/>
+                <w:sz w:val="28"/>
+                <w:szCs w:val="24"/>
+              </w:rPr>
+              <w:t>«Колледж малого бизнеса № 4»</w:t>
+            </w:r>
+          </w:p>
+          <w:p>
+            <w:pPr>
+              <w:spacing w:after="160"/>
+              <w:rPr>
+                <w:rFonts w:ascii="Times New Roman" w:hAnsi="Times New Roman"/>
+                <w:kern w:val="2"/>
+                <w:sz w:val="28"/>
+                <w:szCs w:val="24"/>
+              </w:rPr>
+            </w:pPr>
+            <w:r>
+              <w:rPr>
+                <w:rFonts w:ascii="Times New Roman" w:hAnsi="Times New Roman"/>
+                <w:kern w:val="2"/>
+                <w:sz w:val="28"/>
+                <w:szCs w:val="24"/>
+              </w:rPr>
+              <w:t>(ГБПОУ КМБ № 4)</w:t>
+            </w:r>
+          </w:p>
+          <w:p>
+            <w:pPr>
+              <w:spacing w:after="160"/>
+              <w:rPr>
+                <w:rFonts w:ascii="Times New Roman" w:hAnsi="Times New Roman"/>
+                <w:kern w:val="2"/>
+                <w:sz w:val="28"/>
+                <w:szCs w:val="24"/>
+              </w:rPr>
+            </w:pPr>
+          </w:p>
+        </w:tc>
+      </w:tr>
+      <w:tr>
+        <w:trPr>
+          <w:trHeight w:val="82"/>
+        </w:trPr>
+        <w:tc>
+          <w:tcPr>
+            <w:tcW w:w="0" w:type="auto"/>
+            <w:vMerge/>
+            <w:vAlign w:val="center"/>
+            <w:hideMark/>
+          </w:tcPr>
+          <w:p>
+            <w:pPr>
+              <w:spacing w:after="160"/>
+              <w:rPr>
+                <w:rFonts w:ascii="Times New Roman" w:hAnsi="Times New Roman"/>
+                <w:kern w:val="2"/>
+                <w:sz w:val="28"/>
+                <w:szCs w:val="24"/>
+              </w:rPr>
+            </w:pPr>
+          </w:p>
+        </w:tc>
+        <w:tc>
+          <w:tcPr>
+            <w:tcW w:w="3731" w:type="pct"/>
+            <w:vAlign w:val="bottom"/>
+          </w:tcPr>
+          <w:p>
+            <w:pPr>
+              <w:spacing w:after="160"/>
+              <w:rPr>
+                <w:rFonts w:ascii="Times New Roman" w:hAnsi="Times New Roman"/>
+                <w:kern w:val="2"/>
+                <w:sz w:val="28"/>
+                <w:szCs w:val="24"/>
+              </w:rPr>
+            </w:pPr>
+          </w:p>
+        </w:tc>
+      </w:tr>
+    </w:tbl>
+    <w:p>
+      <w:pPr>
+        <w:spacing w:after="160"/>
+        <w:rPr>
+          <w:rFonts w:ascii="Times New Roman" w:hAnsi="Times New Roman"/>
+          <w:kern w:val="2"/>
+          <w:sz w:val="28"/>
+          <w:szCs w:val="24"/>
+        </w:rPr>
+      </w:pPr>
+    </w:p>
+    <w:p>
+      <w:pPr>
+        <w:spacing w:after="160"/>
+        <w:rPr>
+          <w:rFonts w:ascii="Times New Roman" w:hAnsi="Times New Roman"/>
+          <w:kern w:val="2"/>
+          <w:sz w:val="28"/>
+          <w:szCs w:val="24"/>
+        </w:rPr>
+      </w:pPr>
+    </w:p>
+    <w:p>
+      <w:pPr>
+        <w:spacing w:after="160"/>
+        <w:rPr>
+          <w:rFonts w:ascii="Times New Roman" w:hAnsi="Times New Roman"/>
+          <w:b/>
+          <w:kern w:val="2"/>
+          <w:sz w:val="28"/>
+          <w:szCs w:val="24"/>
+        </w:rPr>
+      </w:pPr>
+    </w:p>
+    <w:p>
+      <w:pPr>
+        <w:spacing w:after="160"/>
+        <w:jc w:val="center"/>
+        <w:rPr>
+          <w:rFonts w:ascii="Times New Roman" w:hAnsi="Times New Roman"/>
+          <w:b/>
+          <w:kern w:val="2"/>
+          <w:sz w:val="44"/>
+          <w:szCs w:val="24"/>
+        </w:rPr>
+      </w:pPr>
+    </w:p>
+    <w:p>
+      <w:pPr>
+        <w:spacing w:after="160"/>
+        <w:jc w:val="center"/>
+        <w:rPr>
+          <w:rFonts w:ascii="Times New Roman" w:hAnsi="Times New Roman"/>
+          <w:b/>
+          <w:kern w:val="2"/>
+          <w:sz w:val="44"/>
+          <w:szCs w:val="24"/>
+        </w:rPr>
+      </w:pPr>
+      <w:r>
+        <w:rPr>
+          <w:rFonts w:ascii="Times New Roman" w:hAnsi="Times New Roman"/>
+          <w:b/>
+          <w:kern w:val="2"/>
+          <w:sz w:val="44"/>
+          <w:szCs w:val="24"/>
+        </w:rPr>
+        <w:t>Циклы</w:t>
+      </w:r>
+    </w:p>
+    <w:p>
+      <w:pPr>
+        <w:spacing w:after="160"/>
+        <w:rPr>
+          <w:rFonts w:ascii="Times New Roman" w:hAnsi="Times New Roman"/>
+          <w:kern w:val="2"/>
+          <w:sz w:val="28"/>
+          <w:szCs w:val="24"/>
+        </w:rPr>
+      </w:pPr>
+    </w:p>
+    <w:p>
+      <w:pPr>
+        <w:spacing w:after="160"/>
+        <w:rPr>
+          <w:rFonts w:ascii="Times New Roman" w:hAnsi="Times New Roman"/>
+          <w:kern w:val="2"/>
+          <w:sz w:val="28"/>
+          <w:szCs w:val="24"/>
+        </w:rPr>
+      </w:pPr>
+    </w:p>
+    <w:p>
+      <w:pPr>
+        <w:spacing w:after="160"/>
+        <w:rPr>
+          <w:rFonts w:ascii="Times New Roman" w:hAnsi="Times New Roman"/>
+          <w:kern w:val="2"/>
+          <w:sz w:val="28"/>
+          <w:szCs w:val="24"/>
+        </w:rPr>
+      </w:pPr>
+    </w:p>
+    <w:p>
+      <w:pPr>
+        <w:spacing w:after="160"/>
+        <w:rPr>
+          <w:rFonts w:ascii="Times New Roman" w:hAnsi="Times New Roman"/>
+          <w:kern w:val="2"/>
+          <w:sz w:val="28"/>
+          <w:szCs w:val="24"/>
+        </w:rPr>
+      </w:pPr>
+      <w:r>
+        <w:rPr>
+          <w:rFonts w:ascii="Times New Roman" w:hAnsi="Times New Roman"/>
+          <w:kern w:val="2"/>
+          <w:sz w:val="28"/>
+          <w:szCs w:val="24"/>
+        </w:rPr>
+        <w:t>Специальность: 09.02.07 Информационные системы и программирование</w:t>
+      </w:r>
+    </w:p>
+    <w:p>
+      <w:pPr>
+        <w:spacing w:after="160"/>
+        <w:rPr>
+          <w:rFonts w:ascii="Times New Roman" w:hAnsi="Times New Roman"/>
+          <w:kern w:val="2"/>
+          <w:sz w:val="28"/>
+          <w:szCs w:val="24"/>
+        </w:rPr>
+      </w:pPr>
+      <w:r>
+        <w:rPr>
+          <w:rFonts w:ascii="Times New Roman" w:hAnsi="Times New Roman"/>
+          <w:kern w:val="2"/>
+          <w:sz w:val="28"/>
+          <w:szCs w:val="24"/>
+        </w:rPr>
+        <w:t>Форма обучения: очная</w:t>
+      </w:r>
+    </w:p>
+    <w:p>
+      <w:pPr>
+        <w:spacing w:after="160"/>
+        <w:rPr>
+          <w:rFonts w:ascii="Times New Roman" w:hAnsi="Times New Roman"/>
+          <w:kern w:val="2"/>
+          <w:sz w:val="28"/>
+          <w:szCs w:val="24"/>
+        </w:rPr>
+      </w:pPr>
+      <w:r>
+        <w:rPr>
+          <w:rFonts w:ascii="Times New Roman" w:hAnsi="Times New Roman"/>
+          <w:kern w:val="2"/>
+          <w:sz w:val="28"/>
+          <w:szCs w:val="24"/>
+        </w:rPr>
+        <w:t>Студен</w:t>
+      </w:r>
+      <w:proofErr w:type="gramStart"/>
+      <w:r>
+        <w:rPr>
+          <w:rFonts w:ascii="Times New Roman" w:hAnsi="Times New Roman"/>
+          <w:kern w:val="2"/>
+          <w:sz w:val="28"/>
+          <w:szCs w:val="24"/>
+        </w:rPr>
+        <w:t>т(</w:t>
+      </w:r>
+      <w:proofErr w:type="spellStart"/>
+      <w:proofErr w:type="gramEnd"/>
+      <w:r>
+        <w:rPr>
+          <w:rFonts w:ascii="Times New Roman" w:hAnsi="Times New Roman"/>
+          <w:kern w:val="2"/>
+          <w:sz w:val="28"/>
+          <w:szCs w:val="24"/>
+        </w:rPr>
+        <w:t>ка</w:t>
+      </w:r>
+      <w:proofErr w:type="spellEnd"/>
+      <w:r>
+        <w:rPr>
+          <w:rFonts w:ascii="Times New Roman" w:hAnsi="Times New Roman"/>
+          <w:kern w:val="2"/>
+          <w:sz w:val="28"/>
+          <w:szCs w:val="24"/>
+        </w:rPr>
+        <w:t>): Перепёлкина Анфиса Александровна</w:t>
+      </w:r>
+    </w:p>
+    <w:p>
+      <w:pPr>
+        <w:spacing w:after="160"/>
+        <w:rPr>
+          <w:rFonts w:ascii="Times New Roman" w:hAnsi="Times New Roman"/>
+          <w:kern w:val="2"/>
+          <w:sz w:val="28"/>
+          <w:szCs w:val="24"/>
+        </w:rPr>
+      </w:pPr>
+      <w:r>
+        <w:rPr>
+          <w:rFonts w:ascii="Times New Roman" w:hAnsi="Times New Roman"/>
+          <w:kern w:val="2"/>
+          <w:sz w:val="28"/>
+          <w:szCs w:val="24"/>
+        </w:rPr>
+        <w:t>Группа: ИПО 21.24</w:t>
+      </w:r>
+    </w:p>
+    <w:p>
+      <w:pPr>
+        <w:spacing w:after="160"/>
+        <w:rPr>
+          <w:rFonts w:ascii="Times New Roman" w:hAnsi="Times New Roman"/>
+          <w:kern w:val="2"/>
+          <w:sz w:val="28"/>
+          <w:szCs w:val="24"/>
+        </w:rPr>
+      </w:pPr>
+      <w:r>
+        <w:rPr>
+          <w:rFonts w:ascii="Times New Roman" w:hAnsi="Times New Roman"/>
+          <w:kern w:val="2"/>
+          <w:sz w:val="28"/>
+          <w:szCs w:val="24"/>
+        </w:rPr>
+        <w:t>Руководитель: Рыбаков Александр Сергеевич</w:t>
+      </w:r>
+    </w:p>
+    <w:p>
+      <w:pPr>
+        <w:spacing w:after="160"/>
+        <w:rPr>
+          <w:rFonts w:ascii="Times New Roman" w:hAnsi="Times New Roman"/>
+          <w:kern w:val="2"/>
+          <w:sz w:val="28"/>
+          <w:szCs w:val="24"/>
+        </w:rPr>
+      </w:pPr>
+    </w:p>
+    <w:p>
+      <w:pPr>
+        <w:spacing w:after="160"/>
+        <w:rPr>
+          <w:rFonts w:ascii="Times New Roman" w:hAnsi="Times New Roman"/>
+          <w:kern w:val="2"/>
+          <w:sz w:val="28"/>
+          <w:szCs w:val="24"/>
+        </w:rPr>
+      </w:pPr>
+      <w:r>
+        <w:rPr>
+          <w:rFonts w:ascii="Times New Roman" w:hAnsi="Times New Roman"/>
+          <w:kern w:val="2"/>
+          <w:sz w:val="28"/>
+          <w:szCs w:val="24"/>
+        </w:rPr>
+        <w:t>Отчётная работа защищена с оценкой «___» __________________</w:t>
+      </w:r>
+    </w:p>
+    <w:p>
+      <w:pPr>
+        <w:spacing w:after="160"/>
+        <w:rPr>
+          <w:rFonts w:ascii="Times New Roman" w:hAnsi="Times New Roman"/>
+          <w:kern w:val="2"/>
+          <w:sz w:val="28"/>
+          <w:szCs w:val="24"/>
+        </w:rPr>
+      </w:pPr>
+    </w:p>
+    <w:p>
+      <w:pPr>
+        <w:spacing w:after="160"/>
+        <w:rPr>
+          <w:rFonts w:ascii="Times New Roman" w:hAnsi="Times New Roman"/>
+          <w:b/>
+          <w:bCs/>
+          <w:kern w:val="2"/>
+          <w:sz w:val="28"/>
+          <w:szCs w:val="24"/>
+        </w:rPr>
+      </w:pPr>
+    </w:p>
+    <w:p>
+      <w:pPr>
+        <w:spacing w:after="160"/>
+        <w:rPr>
+          <w:rFonts w:ascii="Times New Roman" w:hAnsi="Times New Roman"/>
+          <w:kern w:val="2"/>
+          <w:sz w:val="28"/>
+          <w:szCs w:val="24"/>
+        </w:rPr>
+      </w:pPr>
+    </w:p>
+    <w:p>
+      <w:pPr>
+        <w:spacing w:after="160"/>
+        <w:rPr>
+          <w:rFonts w:ascii="Times New Roman" w:hAnsi="Times New Roman"/>
+          <w:kern w:val="2"/>
+          <w:sz w:val="28"/>
+          <w:szCs w:val="24"/>
+        </w:rPr>
+      </w:pPr>
+    </w:p>
+    <w:p>
+      <w:pPr>
+        <w:spacing w:after="160"/>
+        <w:jc w:val="center"/>
+        <w:rPr>
+          <w:rFonts w:ascii="Times New Roman" w:hAnsi="Times New Roman"/>
+          <w:kern w:val="2"/>
+          <w:sz w:val="28"/>
+          <w:szCs w:val="24"/>
+        </w:rPr>
+      </w:pPr>
+      <w:r>
+        <w:rPr>
+          <w:rFonts w:ascii="Times New Roman" w:hAnsi="Times New Roman"/>
+          <w:kern w:val="2"/>
+          <w:sz w:val="28"/>
+          <w:szCs w:val="24"/>
+        </w:rPr>
+        <w:t>Москва, 2025 г.</w:t>
+      </w:r>
+    </w:p>
+    <w:sdt>
+      <w:sdtPr>
+        <w:id w:val="423451438"/>
+        <w:docPartObj>
+          <w:docPartGallery w:val="Table of Contents"/>
+          <w:docPartUnique/>
+        </w:docPartObj>
+      </w:sdtPr>
+      <w:sdtEndPr>
+        <w:rPr>
+          <w:rFonts w:asciiTheme="minorHAnsi" w:eastAsiaTheme="minorHAnsi" w:hAnsiTheme="minorHAnsi" w:cstheme="minorBidi"/>
+          <w:b w:val="0"/>
+          <w:bCs w:val="0"/>
+          <w:color w:val="auto"/>
+          <w:sz w:val="22"/>
+          <w:szCs w:val="22"/>
+        </w:rPr>
+      </w:sdtEndPr>
+      <w:sdtContent>
+        <w:p>
+          <w:pPr>
+            <w:pStyle w:val="a6"/>
+          </w:pPr>
+          <w:r>
+            <w:t>Оглавление</w:t>
+          </w:r>
+        </w:p>
+        <w:p>
+          <w:pPr>
+            <w:pStyle w:val="11"/>
+            <w:tabs>
+              <w:tab w:val="right" w:leader="dot" w:pos="9345"/>
+            </w:tabs>
+            <w:rPr>
+              <w:noProof/>
+            </w:rPr>
+          </w:pPr>
+          <w:r>
+            <w:fldChar w:fldCharType="begin"/>
+          </w:r>
+          <w:r>
+            <w:instrText xml:space="preserve"> TOC \o "1-3" \h \z \u </w:instrText>
+          </w:r>
+          <w:r>
+            <w:fldChar w:fldCharType="separate"/>
+          </w:r>
+          <w:hyperlink w:anchor="_Toc216307743" w:history="1">
+            <w:r>
+              <w:rPr>
+                <w:rStyle w:val="a7"/>
+                <w:rFonts w:eastAsia="Times New Roman"/>
+                <w:noProof/>
+                <w:lang w:eastAsia="ru-RU"/>
+              </w:rPr>
+              <w:t>Теоретическая часть</w:t>
+            </w:r>
+            <w:r>
+              <w:rPr>
+                <w:noProof/>
+                <w:webHidden/>
+              </w:rPr>
+              <w:tab/>
+            </w:r>
+            <w:r>
+              <w:rPr>
+                <w:noProof/>
+                <w:webHidden/>
+              </w:rPr>
+              <w:fldChar w:fldCharType="begin"/>
+            </w:r>
+            <w:r>
+              <w:rPr>
+                <w:noProof/>
+                <w:webHidden/>
+              </w:rPr>
+              <w:instrText xml:space="preserve"> PAGEREF _Toc216307743 \h </w:instrText>
+            </w:r>
+            <w:r>
+              <w:rPr>
+                <w:noProof/>
+                <w:webHidden/>
+              </w:rPr>
+            </w:r>
+            <w:r>
+              <w:rPr>
+                <w:noProof/>
+                <w:webHidden/>
+              </w:rPr>
+              <w:fldChar w:fldCharType="separate"/>
+            </w:r>
+            <w:r>
+              <w:rPr>
+                <w:noProof/>
+                <w:webHidden/>
+              </w:rPr>
+              <w:t>2</w:t>
+            </w:r>
+            <w:r>
+              <w:rPr>
+                <w:noProof/>
+                <w:webHidden/>
+              </w:rPr>
+              <w:fldChar w:fldCharType="end"/>
+            </w:r>
+          </w:hyperlink>
+        </w:p>
+        <w:p>
+          <w:pPr>
+            <w:pStyle w:val="11"/>
+            <w:tabs>
+              <w:tab w:val="right" w:leader="dot" w:pos="9345"/>
+            </w:tabs>
+            <w:rPr>
+              <w:noProof/>
+            </w:rPr>
+          </w:pPr>
+          <w:hyperlink w:anchor="_Toc216307744" w:history="1">
+            <w:r>
+              <w:rPr>
+                <w:rStyle w:val="a7"/>
+                <w:rFonts w:eastAsia="Times New Roman"/>
+                <w:noProof/>
+                <w:lang w:eastAsia="ru-RU"/>
+              </w:rPr>
+              <w:t>Практическая часть</w:t>
+            </w:r>
+            <w:r>
+              <w:rPr>
+                <w:noProof/>
+                <w:webHidden/>
+              </w:rPr>
+              <w:tab/>
+            </w:r>
+            <w:r>
+              <w:rPr>
+                <w:noProof/>
+                <w:webHidden/>
+              </w:rPr>
+              <w:fldChar w:fldCharType="begin"/>
+            </w:r>
+            <w:r>
+              <w:rPr>
+                <w:noProof/>
+                <w:webHidden/>
+              </w:rPr>
+              <w:instrText xml:space="preserve"> PAGEREF _Toc216307744 \h </w:instrText>
+            </w:r>
+            <w:r>
+              <w:rPr>
+                <w:noProof/>
+                <w:webHidden/>
+              </w:rPr>
+            </w:r>
+            <w:r>
+              <w:rPr>
+                <w:noProof/>
+                <w:webHidden/>
+              </w:rPr>
+              <w:fldChar w:fldCharType="separate"/>
+            </w:r>
+            <w:r>
+              <w:rPr>
+                <w:noProof/>
+                <w:webHidden/>
+              </w:rPr>
+              <w:t>3</w:t>
+            </w:r>
+            <w:r>
+              <w:rPr>
+                <w:noProof/>
+                <w:webHidden/>
+              </w:rPr>
+              <w:fldChar w:fldCharType="end"/>
+            </w:r>
+          </w:hyperlink>
+        </w:p>
+        <w:p>
+          <w:r>
+            <w:fldChar w:fldCharType="end"/>
+          </w:r>
+        </w:p>
+      </w:sdtContent>
+    </w:sdt>
+    <w:bookmarkStart w:id="0" w:name="_Toc216307743" w:displacedByCustomXml="prev"/>
+    <w:p>
+      <w:pPr>
+        <w:pStyle w:val="1"/>
+        <w:rPr>
+          <w:rFonts w:eastAsiaTheme="minorHAnsi"/>
+        </w:rPr>
+      </w:pPr>
+      <w:r>
+        <w:rPr>
+          <w:rFonts w:eastAsia="Times New Roman"/>
+          <w:lang w:eastAsia="ru-RU"/>
+        </w:rPr>
+        <w:t>Теоретическая часть</w:t>
+      </w:r>
+      <w:bookmarkEnd w:id="0"/>
+    </w:p>
     <w:p>
       <w:pPr>
         <w:shd w:val="clear" w:color="auto" w:fill="FFFFFF"/>
@@ -235,202 +1056,19 @@
           <w:color w:val="34343C"/>
           <w:sz w:val="28"/>
           <w:szCs w:val="28"/>
-          <w:lang w:eastAsia="ru-RU"/>
-        </w:rPr>
-      </w:pPr>
-      <w:r>
-        <w:rPr>
-          <w:rFonts w:ascii="Helvetica" w:eastAsia="Times New Roman" w:hAnsi="Helvetica" w:cs="Helvetica"/>
-          <w:color w:val="34343C"/>
-          <w:sz w:val="28"/>
-          <w:szCs w:val="28"/>
-          <w:lang w:eastAsia="ru-RU"/>
+          <w:lang w:val="en-US" w:eastAsia="ru-RU"/>
+        </w:rPr>
+      </w:pPr>
+      <w:r>
+        <w:rPr>
+          <w:rFonts w:ascii="Helvetica" w:eastAsia="Times New Roman" w:hAnsi="Helvetica" w:cs="Helvetica"/>
+          <w:color w:val="34343C"/>
+          <w:sz w:val="28"/>
+          <w:szCs w:val="28"/>
+          <w:lang w:val="en-US" w:eastAsia="ru-RU"/>
         </w:rPr>
         <w:t>   </w:t>
       </w:r>
-      <w:proofErr w:type="spellStart"/>
-      <w:r>
-        <w:rPr>
-          <w:rFonts w:ascii="Helvetica" w:eastAsia="Times New Roman" w:hAnsi="Helvetica" w:cs="Helvetica"/>
-          <w:color w:val="34343C"/>
-          <w:sz w:val="28"/>
-          <w:szCs w:val="28"/>
-          <w:lang w:eastAsia="ru-RU"/>
-        </w:rPr>
-        <w:t>i</w:t>
-      </w:r>
-      <w:proofErr w:type="spellEnd"/>
-      <w:r>
-        <w:rPr>
-          <w:rFonts w:ascii="Helvetica" w:eastAsia="Times New Roman" w:hAnsi="Helvetica" w:cs="Helvetica"/>
-          <w:color w:val="34343C"/>
-          <w:sz w:val="28"/>
-          <w:szCs w:val="28"/>
-          <w:lang w:eastAsia="ru-RU"/>
-        </w:rPr>
-        <w:t xml:space="preserve"> *= -1;</w:t>
-      </w:r>
-    </w:p>
-    <w:p>
-      <w:pPr>
-        <w:shd w:val="clear" w:color="auto" w:fill="FFFFFF"/>
-        <w:spacing w:after="0" w:line="240" w:lineRule="auto"/>
-        <w:rPr>
-          <w:rFonts w:ascii="Helvetica" w:eastAsia="Times New Roman" w:hAnsi="Helvetica" w:cs="Helvetica"/>
-          <w:color w:val="34343C"/>
-          <w:sz w:val="28"/>
-          <w:szCs w:val="28"/>
-          <w:lang w:eastAsia="ru-RU"/>
-        </w:rPr>
-      </w:pPr>
-      <w:r>
-        <w:rPr>
-          <w:rFonts w:ascii="Helvetica" w:eastAsia="Times New Roman" w:hAnsi="Helvetica" w:cs="Helvetica"/>
-          <w:color w:val="34343C"/>
-          <w:sz w:val="28"/>
-          <w:szCs w:val="28"/>
-          <w:lang w:eastAsia="ru-RU"/>
-        </w:rPr>
-        <w:t>}</w:t>
-      </w:r>
-    </w:p>
-    <w:p>
-      <w:pPr>
-        <w:shd w:val="clear" w:color="auto" w:fill="FFFFFF"/>
-        <w:spacing w:after="0" w:line="240" w:lineRule="auto"/>
-        <w:rPr>
-          <w:rFonts w:ascii="Helvetica" w:eastAsia="Times New Roman" w:hAnsi="Helvetica" w:cs="Helvetica"/>
-          <w:b/>
-          <w:color w:val="34343C"/>
-          <w:sz w:val="28"/>
-          <w:szCs w:val="28"/>
-          <w:lang w:eastAsia="ru-RU"/>
-        </w:rPr>
-      </w:pPr>
-    </w:p>
-    <w:p>
-      <w:pPr>
-        <w:shd w:val="clear" w:color="auto" w:fill="FFFFFF"/>
-        <w:spacing w:after="0" w:line="240" w:lineRule="auto"/>
-        <w:rPr>
-          <w:rFonts w:ascii="Helvetica" w:eastAsia="Times New Roman" w:hAnsi="Helvetica" w:cs="Helvetica"/>
-          <w:b/>
-          <w:color w:val="34343C"/>
-          <w:sz w:val="28"/>
-          <w:szCs w:val="28"/>
-          <w:lang w:eastAsia="ru-RU"/>
-        </w:rPr>
-      </w:pPr>
-      <w:r>
-        <w:rPr>
-          <w:rFonts w:ascii="Helvetica" w:eastAsia="Times New Roman" w:hAnsi="Helvetica" w:cs="Helvetica"/>
-          <w:b/>
-          <w:color w:val="34343C"/>
-          <w:sz w:val="28"/>
-          <w:szCs w:val="28"/>
-          <w:highlight w:val="green"/>
-          <w:lang w:eastAsia="ru-RU"/>
-        </w:rPr>
-        <w:t>Ответ</w:t>
-      </w:r>
-      <w:proofErr w:type="gramStart"/>
-      <w:r>
-        <w:rPr>
-          <w:rFonts w:ascii="Helvetica" w:eastAsia="Times New Roman" w:hAnsi="Helvetica" w:cs="Helvetica"/>
-          <w:b/>
-          <w:color w:val="34343C"/>
-          <w:sz w:val="28"/>
-          <w:szCs w:val="28"/>
-          <w:highlight w:val="green"/>
-          <w:lang w:eastAsia="ru-RU"/>
-        </w:rPr>
-        <w:t xml:space="preserve"> :</w:t>
-      </w:r>
-      <w:proofErr w:type="gramEnd"/>
-      <w:r>
-        <w:rPr>
-          <w:rFonts w:ascii="Helvetica" w:eastAsia="Times New Roman" w:hAnsi="Helvetica" w:cs="Helvetica"/>
-          <w:b/>
-          <w:color w:val="34343C"/>
-          <w:sz w:val="28"/>
-          <w:szCs w:val="28"/>
-          <w:highlight w:val="green"/>
-          <w:lang w:eastAsia="ru-RU"/>
-        </w:rPr>
-        <w:t xml:space="preserve">  1</w:t>
-      </w:r>
-      <w:r>
-        <w:rPr>
-          <w:rFonts w:ascii="Helvetica" w:eastAsia="Times New Roman" w:hAnsi="Helvetica" w:cs="Helvetica"/>
-          <w:b/>
-          <w:color w:val="34343C"/>
-          <w:sz w:val="28"/>
-          <w:szCs w:val="28"/>
-          <w:lang w:eastAsia="ru-RU"/>
-        </w:rPr>
-        <w:t xml:space="preserve">  </w:t>
-      </w:r>
-    </w:p>
-    <w:p>
-      <w:pPr>
-        <w:shd w:val="clear" w:color="auto" w:fill="FFFFFF"/>
-        <w:spacing w:after="0" w:line="240" w:lineRule="auto"/>
-        <w:rPr>
-          <w:rFonts w:ascii="Helvetica" w:eastAsia="Times New Roman" w:hAnsi="Helvetica" w:cs="Helvetica"/>
-          <w:b/>
-          <w:color w:val="34343C"/>
-          <w:sz w:val="28"/>
-          <w:szCs w:val="28"/>
-          <w:lang w:eastAsia="ru-RU"/>
-        </w:rPr>
-      </w:pPr>
-      <w:r>
-        <w:rPr>
-          <w:rFonts w:ascii="Helvetica" w:eastAsia="Times New Roman" w:hAnsi="Helvetica" w:cs="Helvetica"/>
-          <w:b/>
-          <w:color w:val="34343C"/>
-          <w:sz w:val="28"/>
-          <w:szCs w:val="28"/>
-          <w:lang w:eastAsia="ru-RU"/>
-        </w:rPr>
-        <w:t>Вопрос 2</w:t>
-      </w:r>
-    </w:p>
-    <w:p>
-      <w:pPr>
-        <w:shd w:val="clear" w:color="auto" w:fill="FFFFFF"/>
-        <w:spacing w:after="0" w:line="240" w:lineRule="auto"/>
-        <w:rPr>
-          <w:rFonts w:ascii="Helvetica" w:eastAsia="Times New Roman" w:hAnsi="Helvetica" w:cs="Helvetica"/>
-          <w:color w:val="34343C"/>
-          <w:sz w:val="28"/>
-          <w:szCs w:val="28"/>
-          <w:lang w:eastAsia="ru-RU"/>
-        </w:rPr>
-      </w:pPr>
-      <w:r>
-        <w:rPr>
-          <w:rFonts w:ascii="Helvetica" w:eastAsia="Times New Roman" w:hAnsi="Helvetica" w:cs="Helvetica"/>
-          <w:color w:val="34343C"/>
-          <w:sz w:val="28"/>
-          <w:szCs w:val="28"/>
-          <w:lang w:eastAsia="ru-RU"/>
-        </w:rPr>
-        <w:t>Дан следующий цикл:</w:t>
-      </w:r>
-    </w:p>
-    <w:p>
-      <w:pPr>
-        <w:shd w:val="clear" w:color="auto" w:fill="FFFFFF"/>
-        <w:spacing w:after="0" w:line="240" w:lineRule="auto"/>
-        <w:rPr>
-          <w:rFonts w:ascii="Helvetica" w:eastAsia="Times New Roman" w:hAnsi="Helvetica" w:cs="Helvetica"/>
-          <w:color w:val="34343C"/>
-          <w:sz w:val="28"/>
-          <w:szCs w:val="28"/>
-          <w:lang w:val="en-US" w:eastAsia="ru-RU"/>
-        </w:rPr>
-      </w:pPr>
       <w:proofErr w:type="spellStart"/>
       <w:proofErr w:type="gramStart"/>
       <w:r>
@@ -441,7 +1079,7 @@
           <w:szCs w:val="28"/>
           <w:lang w:val="en-US" w:eastAsia="ru-RU"/>
         </w:rPr>
-        <w:t>int</w:t>
+        <w:t>i</w:t>
       </w:r>
       <w:proofErr w:type="spellEnd"/>
       <w:proofErr w:type="gramEnd"/>
@@ -453,6 +1091,191 @@
           <w:szCs w:val="28"/>
           <w:lang w:val="en-US" w:eastAsia="ru-RU"/>
         </w:rPr>
+        <w:t xml:space="preserve"> *= -1;</w:t>
+      </w:r>
+    </w:p>
+    <w:p>
+      <w:pPr>
+        <w:shd w:val="clear" w:color="auto" w:fill="FFFFFF"/>
+        <w:spacing w:after="0" w:line="240" w:lineRule="auto"/>
+        <w:rPr>
+          <w:rFonts w:ascii="Helvetica" w:eastAsia="Times New Roman" w:hAnsi="Helvetica" w:cs="Helvetica"/>
+          <w:color w:val="34343C"/>
+          <w:sz w:val="28"/>
+          <w:szCs w:val="28"/>
+          <w:lang w:val="en-US" w:eastAsia="ru-RU"/>
+        </w:rPr>
+      </w:pPr>
+      <w:r>
+        <w:rPr>
+          <w:rFonts w:ascii="Helvetica" w:eastAsia="Times New Roman" w:hAnsi="Helvetica" w:cs="Helvetica"/>
+          <w:color w:val="34343C"/>
+          <w:sz w:val="28"/>
+          <w:szCs w:val="28"/>
+          <w:lang w:val="en-US" w:eastAsia="ru-RU"/>
+        </w:rPr>
+        <w:t>}</w:t>
+      </w:r>
+    </w:p>
+    <w:p>
+      <w:pPr>
+        <w:shd w:val="clear" w:color="auto" w:fill="FFFFFF"/>
+        <w:spacing w:after="0" w:line="240" w:lineRule="auto"/>
+        <w:rPr>
+          <w:rFonts w:ascii="Helvetica" w:eastAsia="Times New Roman" w:hAnsi="Helvetica" w:cs="Helvetica"/>
+          <w:b/>
+          <w:color w:val="34343C"/>
+          <w:sz w:val="28"/>
+          <w:szCs w:val="28"/>
+          <w:lang w:val="en-US" w:eastAsia="ru-RU"/>
+        </w:rPr>
+      </w:pPr>
+    </w:p>
+    <w:p>
+      <w:pPr>
+        <w:shd w:val="clear" w:color="auto" w:fill="FFFFFF"/>
+        <w:spacing w:after="0" w:line="240" w:lineRule="auto"/>
+        <w:rPr>
+          <w:rFonts w:ascii="Helvetica" w:eastAsia="Times New Roman" w:hAnsi="Helvetica" w:cs="Helvetica"/>
+          <w:b/>
+          <w:color w:val="34343C"/>
+          <w:sz w:val="28"/>
+          <w:szCs w:val="28"/>
+          <w:lang w:eastAsia="ru-RU"/>
+        </w:rPr>
+      </w:pPr>
+      <w:r>
+        <w:rPr>
+          <w:rFonts w:ascii="Helvetica" w:eastAsia="Times New Roman" w:hAnsi="Helvetica" w:cs="Helvetica"/>
+          <w:b/>
+          <w:color w:val="34343C"/>
+          <w:sz w:val="28"/>
+          <w:szCs w:val="28"/>
+          <w:highlight w:val="green"/>
+          <w:lang w:eastAsia="ru-RU"/>
+        </w:rPr>
+        <w:t>Ответ</w:t>
+      </w:r>
+      <w:proofErr w:type="gramStart"/>
+      <w:r>
+        <w:rPr>
+          <w:rFonts w:ascii="Helvetica" w:eastAsia="Times New Roman" w:hAnsi="Helvetica" w:cs="Helvetica"/>
+          <w:b/>
+          <w:color w:val="34343C"/>
+          <w:sz w:val="28"/>
+          <w:szCs w:val="28"/>
+          <w:highlight w:val="green"/>
+          <w:lang w:eastAsia="ru-RU"/>
+        </w:rPr>
+        <w:t xml:space="preserve"> :</w:t>
+      </w:r>
+      <w:proofErr w:type="gramEnd"/>
+      <w:r>
+        <w:rPr>
+          <w:rFonts w:ascii="Helvetica" w:eastAsia="Times New Roman" w:hAnsi="Helvetica" w:cs="Helvetica"/>
+          <w:b/>
+          <w:color w:val="34343C"/>
+          <w:sz w:val="28"/>
+          <w:szCs w:val="28"/>
+          <w:highlight w:val="green"/>
+          <w:lang w:eastAsia="ru-RU"/>
+        </w:rPr>
+        <w:t xml:space="preserve">  1</w:t>
+      </w:r>
+      <w:r>
+        <w:rPr>
+          <w:rFonts w:ascii="Helvetica" w:eastAsia="Times New Roman" w:hAnsi="Helvetica" w:cs="Helvetica"/>
+          <w:b/>
+          <w:color w:val="34343C"/>
+          <w:sz w:val="28"/>
+          <w:szCs w:val="28"/>
+          <w:lang w:eastAsia="ru-RU"/>
+        </w:rPr>
+        <w:t xml:space="preserve">  </w:t>
+      </w:r>
+    </w:p>
+    <w:p>
+      <w:pPr>
+        <w:shd w:val="clear" w:color="auto" w:fill="FFFFFF"/>
+        <w:spacing w:after="0" w:line="240" w:lineRule="auto"/>
+        <w:rPr>
+          <w:rFonts w:ascii="Helvetica" w:eastAsia="Times New Roman" w:hAnsi="Helvetica" w:cs="Helvetica"/>
+          <w:b/>
+          <w:color w:val="34343C"/>
+          <w:sz w:val="28"/>
+          <w:szCs w:val="28"/>
+          <w:lang w:eastAsia="ru-RU"/>
+        </w:rPr>
+      </w:pPr>
+      <w:r>
+        <w:rPr>
+          <w:rFonts w:ascii="Helvetica" w:eastAsia="Times New Roman" w:hAnsi="Helvetica" w:cs="Helvetica"/>
+          <w:b/>
+          <w:color w:val="34343C"/>
+          <w:sz w:val="28"/>
+          <w:szCs w:val="28"/>
+          <w:lang w:eastAsia="ru-RU"/>
+        </w:rPr>
+        <w:t>Вопрос 2</w:t>
+      </w:r>
+    </w:p>
+    <w:p>
+      <w:pPr>
+        <w:shd w:val="clear" w:color="auto" w:fill="FFFFFF"/>
+        <w:spacing w:after="0" w:line="240" w:lineRule="auto"/>
+        <w:rPr>
+          <w:rFonts w:ascii="Helvetica" w:eastAsia="Times New Roman" w:hAnsi="Helvetica" w:cs="Helvetica"/>
+          <w:color w:val="34343C"/>
+          <w:sz w:val="28"/>
+          <w:szCs w:val="28"/>
+          <w:lang w:eastAsia="ru-RU"/>
+        </w:rPr>
+      </w:pPr>
+      <w:r>
+        <w:rPr>
+          <w:rFonts w:ascii="Helvetica" w:eastAsia="Times New Roman" w:hAnsi="Helvetica" w:cs="Helvetica"/>
+          <w:color w:val="34343C"/>
+          <w:sz w:val="28"/>
+          <w:szCs w:val="28"/>
+          <w:lang w:eastAsia="ru-RU"/>
+        </w:rPr>
+        <w:t>Дан следующий цикл:</w:t>
+      </w:r>
+    </w:p>
+    <w:p>
+      <w:pPr>
+        <w:shd w:val="clear" w:color="auto" w:fill="FFFFFF"/>
+        <w:spacing w:after="0" w:line="240" w:lineRule="auto"/>
+        <w:rPr>
+          <w:rFonts w:ascii="Helvetica" w:eastAsia="Times New Roman" w:hAnsi="Helvetica" w:cs="Helvetica"/>
+          <w:color w:val="34343C"/>
+          <w:sz w:val="28"/>
+          <w:szCs w:val="28"/>
+          <w:lang w:val="en-US" w:eastAsia="ru-RU"/>
+        </w:rPr>
+      </w:pPr>
+      <w:proofErr w:type="spellStart"/>
+      <w:proofErr w:type="gramStart"/>
+      <w:r>
+        <w:rPr>
+          <w:rFonts w:ascii="Helvetica" w:eastAsia="Times New Roman" w:hAnsi="Helvetica" w:cs="Helvetica"/>
+          <w:color w:val="34343C"/>
+          <w:sz w:val="28"/>
+          <w:szCs w:val="28"/>
+          <w:lang w:val="en-US" w:eastAsia="ru-RU"/>
+        </w:rPr>
+        <w:t>int</w:t>
+      </w:r>
+      <w:proofErr w:type="spellEnd"/>
+      <w:proofErr w:type="gramEnd"/>
+      <w:r>
+        <w:rPr>
+          <w:rFonts w:ascii="Helvetica" w:eastAsia="Times New Roman" w:hAnsi="Helvetica" w:cs="Helvetica"/>
+          <w:color w:val="34343C"/>
+          <w:sz w:val="28"/>
+          <w:szCs w:val="28"/>
+          <w:lang w:val="en-US" w:eastAsia="ru-RU"/>
+        </w:rPr>
         <w:t xml:space="preserve"> j = 2;</w:t>
       </w:r>
     </w:p>
@@ -756,9 +1579,19 @@
           <w:color w:val="34343C"/>
           <w:sz w:val="28"/>
           <w:szCs w:val="28"/>
-          <w:lang w:eastAsia="ru-RU"/>
-        </w:rPr>
-        <w:t>    }</w:t>
+          <w:lang w:val="en-US" w:eastAsia="ru-RU"/>
+        </w:rPr>
+        <w:t>    </w:t>
+      </w:r>
+      <w:r>
+        <w:rPr>
+          <w:rFonts w:ascii="Helvetica" w:eastAsia="Times New Roman" w:hAnsi="Helvetica" w:cs="Helvetica"/>
+          <w:color w:val="34343C"/>
+          <w:sz w:val="28"/>
+          <w:szCs w:val="28"/>
+          <w:lang w:eastAsia="ru-RU"/>
+        </w:rPr>
+        <w:t>}</w:t>
       </w:r>
     </w:p>
     <w:p>
@@ -1315,7 +2148,7 @@
           <w:color w:val="34343C"/>
           <w:sz w:val="28"/>
           <w:szCs w:val="28"/>
-          <w:lang w:eastAsia="ru-RU"/>
+          <w:lang w:val="en-US" w:eastAsia="ru-RU"/>
         </w:rPr>
         <w:t>            </w:t>
       </w:r>
@@ -1662,6 +2495,649 @@
           <w:lang w:eastAsia="ru-RU"/>
         </w:rPr>
         <w:t xml:space="preserve"> = 2</w:t>
+      </w:r>
+    </w:p>
+    <w:p>
+      <w:pPr>
+        <w:shd w:val="clear" w:color="auto" w:fill="FFFFFF"/>
+        <w:spacing w:after="0" w:line="240" w:lineRule="auto"/>
+        <w:rPr>
+          <w:rFonts w:ascii="Helvetica" w:eastAsia="Times New Roman" w:hAnsi="Helvetica" w:cs="Helvetica"/>
+          <w:color w:val="34343C"/>
+          <w:sz w:val="28"/>
+          <w:szCs w:val="28"/>
+          <w:lang w:eastAsia="ru-RU"/>
+        </w:rPr>
+      </w:pPr>
+    </w:p>
+    <w:p>
+      <w:pPr>
+        <w:pStyle w:val="1"/>
+        <w:rPr>
+          <w:rFonts w:eastAsia="Times New Roman"/>
+          <w:lang w:eastAsia="ru-RU"/>
+        </w:rPr>
+      </w:pPr>
+      <w:bookmarkStart w:id="1" w:name="_Toc216307744"/>
+      <w:r>
+        <w:rPr>
+          <w:rFonts w:eastAsia="Times New Roman"/>
+          <w:lang w:eastAsia="ru-RU"/>
+        </w:rPr>
+        <w:t>Практическая часть</w:t>
+      </w:r>
+      <w:bookmarkEnd w:id="1"/>
+    </w:p>
+    <w:p>
+      <w:pPr>
+        <w:rPr>
+          <w:lang w:eastAsia="ru-RU"/>
+        </w:rPr>
+      </w:pPr>
+      <w:r>
+        <w:rPr>
+          <w:lang w:eastAsia="ru-RU"/>
+        </w:rPr>
+        <w:t>Упражнение 1</w:t>
+      </w:r>
+    </w:p>
+    <w:p>
+      <w:pPr>
+        <w:rPr>
+          <w:lang w:eastAsia="ru-RU"/>
+        </w:rPr>
+      </w:pPr>
+      <w:r>
+        <w:rPr>
+          <w:noProof/>
+          <w:lang w:eastAsia="ru-RU"/>
+        </w:rPr>
+        <w:drawing>
+          <wp:inline distT="0" distB="0" distL="0" distR="0">
+            <wp:extent cx="5940425" cy="3630052"/>
+            <wp:effectExtent l="19050" t="0" r="3175" b="0"/>
+            <wp:docPr id="2" name="Рисунок 1"/>
+            <wp:cNvGraphicFramePr>
+              <a:graphicFrameLocks xmlns:a="http://schemas.openxmlformats.org/drawingml/2006/main" noChangeAspect="1"/>
+            </wp:cNvGraphicFramePr>
+            <a:graphic xmlns:a="http://schemas.openxmlformats.org/drawingml/2006/main">
+              <a:graphicData uri="http://schemas.openxmlformats.org/drawingml/2006/picture">
+                <pic:pic xmlns:pic="http://schemas.openxmlformats.org/drawingml/2006/picture">
+                  <pic:nvPicPr>
+                    <pic:cNvPr id="0" name="Picture 1"/>
+                    <pic:cNvPicPr>
+                      <a:picLocks noChangeAspect="1" noChangeArrowheads="1"/>
+                    </pic:cNvPicPr>
+                  </pic:nvPicPr>
+                  <pic:blipFill>
+                    <a:blip r:embed="rId7" cstate="print"/>
+                    <a:srcRect/>
+                    <a:stretch>
+                      <a:fillRect/>
+                    </a:stretch>
+                  </pic:blipFill>
+                  <pic:spPr bwMode="auto">
+                    <a:xfrm>
+                      <a:off x="0" y="0"/>
+                      <a:ext cx="5940425" cy="3630052"/>
+                    </a:xfrm>
+                    <a:prstGeom prst="rect">
+                      <a:avLst/>
+                    </a:prstGeom>
+                    <a:noFill/>
+                    <a:ln w="9525">
+                      <a:noFill/>
+                      <a:miter lim="800000"/>
+                      <a:headEnd/>
+                      <a:tailEnd/>
+                    </a:ln>
+                  </pic:spPr>
+                </pic:pic>
+              </a:graphicData>
+            </a:graphic>
+          </wp:inline>
+        </w:drawing>
+      </w:r>
+    </w:p>
+    <w:p>
+      <w:pPr>
+        <w:rPr>
+          <w:lang w:eastAsia="ru-RU"/>
+        </w:rPr>
+      </w:pPr>
+      <w:r>
+        <w:rPr>
+          <w:lang w:eastAsia="ru-RU"/>
+        </w:rPr>
+        <w:t>Результат:</w:t>
+      </w:r>
+    </w:p>
+    <w:p>
+      <w:pPr>
+        <w:rPr>
+          <w:lang w:eastAsia="ru-RU"/>
+        </w:rPr>
+      </w:pPr>
+      <w:r>
+        <w:rPr>
+          <w:noProof/>
+          <w:lang w:eastAsia="ru-RU"/>
+        </w:rPr>
+        <w:drawing>
+          <wp:inline distT="0" distB="0" distL="0" distR="0">
+            <wp:extent cx="5940425" cy="1196519"/>
+            <wp:effectExtent l="19050" t="0" r="3175" b="0"/>
+            <wp:docPr id="4" name="Рисунок 4"/>
+            <wp:cNvGraphicFramePr>
+              <a:graphicFrameLocks xmlns:a="http://schemas.openxmlformats.org/drawingml/2006/main" noChangeAspect="1"/>
+            </wp:cNvGraphicFramePr>
+            <a:graphic xmlns:a="http://schemas.openxmlformats.org/drawingml/2006/main">
+              <a:graphicData uri="http://schemas.openxmlformats.org/drawingml/2006/picture">
+                <pic:pic xmlns:pic="http://schemas.openxmlformats.org/drawingml/2006/picture">
+                  <pic:nvPicPr>
+                    <pic:cNvPr id="0" name="Picture 4"/>
+                    <pic:cNvPicPr>
+                      <a:picLocks noChangeAspect="1" noChangeArrowheads="1"/>
+                    </pic:cNvPicPr>
+                  </pic:nvPicPr>
+                  <pic:blipFill>
+                    <a:blip r:embed="rId8" cstate="print"/>
+                    <a:srcRect/>
+                    <a:stretch>
+                      <a:fillRect/>
+                    </a:stretch>
+                  </pic:blipFill>
+                  <pic:spPr bwMode="auto">
+                    <a:xfrm>
+                      <a:off x="0" y="0"/>
+                      <a:ext cx="5940425" cy="1196519"/>
+                    </a:xfrm>
+                    <a:prstGeom prst="rect">
+                      <a:avLst/>
+                    </a:prstGeom>
+                    <a:noFill/>
+                    <a:ln w="9525">
+                      <a:noFill/>
+                      <a:miter lim="800000"/>
+                      <a:headEnd/>
+                      <a:tailEnd/>
+                    </a:ln>
+                  </pic:spPr>
+                </pic:pic>
+              </a:graphicData>
+            </a:graphic>
+          </wp:inline>
+        </w:drawing>
+      </w:r>
+    </w:p>
+    <w:p>
+      <w:pPr>
+        <w:rPr>
+          <w:lang w:eastAsia="ru-RU"/>
+        </w:rPr>
+      </w:pPr>
+    </w:p>
+    <w:p>
+      <w:pPr>
+        <w:rPr>
+          <w:lang w:eastAsia="ru-RU"/>
+        </w:rPr>
+      </w:pPr>
+    </w:p>
+    <w:p>
+      <w:pPr>
+        <w:rPr>
+          <w:lang w:eastAsia="ru-RU"/>
+        </w:rPr>
+      </w:pPr>
+    </w:p>
+    <w:p>
+      <w:pPr>
+        <w:rPr>
+          <w:lang w:eastAsia="ru-RU"/>
+        </w:rPr>
+      </w:pPr>
+    </w:p>
+    <w:p>
+      <w:pPr>
+        <w:rPr>
+          <w:lang w:eastAsia="ru-RU"/>
+        </w:rPr>
+      </w:pPr>
+    </w:p>
+    <w:p>
+      <w:pPr>
+        <w:rPr>
+          <w:lang w:eastAsia="ru-RU"/>
+        </w:rPr>
+      </w:pPr>
+    </w:p>
+    <w:p>
+      <w:pPr>
+        <w:rPr>
+          <w:lang w:eastAsia="ru-RU"/>
+        </w:rPr>
+      </w:pPr>
+      <w:r>
+        <w:rPr>
+          <w:lang w:eastAsia="ru-RU"/>
+        </w:rPr>
+        <w:t>Упражнение 2</w:t>
+      </w:r>
+    </w:p>
+    <w:p>
+      <w:pPr>
+        <w:rPr>
+          <w:lang w:eastAsia="ru-RU"/>
+        </w:rPr>
+      </w:pPr>
+      <w:r>
+        <w:rPr>
+          <w:noProof/>
+          <w:lang w:eastAsia="ru-RU"/>
+        </w:rPr>
+        <w:drawing>
+          <wp:inline distT="0" distB="0" distL="0" distR="0">
+            <wp:extent cx="5940425" cy="3911714"/>
+            <wp:effectExtent l="19050" t="0" r="3175" b="0"/>
+            <wp:docPr id="7" name="Рисунок 7"/>
+            <wp:cNvGraphicFramePr>
+              <a:graphicFrameLocks xmlns:a="http://schemas.openxmlformats.org/drawingml/2006/main" noChangeAspect="1"/>
+            </wp:cNvGraphicFramePr>
+            <a:graphic xmlns:a="http://schemas.openxmlformats.org/drawingml/2006/main">
+              <a:graphicData uri="http://schemas.openxmlformats.org/drawingml/2006/picture">
+                <pic:pic xmlns:pic="http://schemas.openxmlformats.org/drawingml/2006/picture">
+                  <pic:nvPicPr>
+                    <pic:cNvPr id="0" name="Picture 7"/>
+                    <pic:cNvPicPr>
+                      <a:picLocks noChangeAspect="1" noChangeArrowheads="1"/>
+                    </pic:cNvPicPr>
+                  </pic:nvPicPr>
+                  <pic:blipFill>
+                    <a:blip r:embed="rId9" cstate="print"/>
+                    <a:srcRect/>
+                    <a:stretch>
+                      <a:fillRect/>
+                    </a:stretch>
+                  </pic:blipFill>
+                  <pic:spPr bwMode="auto">
+                    <a:xfrm>
+                      <a:off x="0" y="0"/>
+                      <a:ext cx="5940425" cy="3911714"/>
+                    </a:xfrm>
+                    <a:prstGeom prst="rect">
+                      <a:avLst/>
+                    </a:prstGeom>
+                    <a:noFill/>
+                    <a:ln w="9525">
+                      <a:noFill/>
+                      <a:miter lim="800000"/>
+                      <a:headEnd/>
+                      <a:tailEnd/>
+                    </a:ln>
+                  </pic:spPr>
+                </pic:pic>
+              </a:graphicData>
+            </a:graphic>
+          </wp:inline>
+        </w:drawing>
+      </w:r>
+    </w:p>
+    <w:p>
+      <w:pPr>
+        <w:rPr>
+          <w:lang w:eastAsia="ru-RU"/>
+        </w:rPr>
+      </w:pPr>
+      <w:r>
+        <w:rPr>
+          <w:lang w:eastAsia="ru-RU"/>
+        </w:rPr>
+        <w:t>Результат:</w:t>
+      </w:r>
+    </w:p>
+    <w:p>
+      <w:pPr>
+        <w:rPr>
+          <w:lang w:eastAsia="ru-RU"/>
+        </w:rPr>
+      </w:pPr>
+      <w:r>
+        <w:rPr>
+          <w:noProof/>
+          <w:lang w:eastAsia="ru-RU"/>
+        </w:rPr>
+        <w:drawing>
+          <wp:inline distT="0" distB="0" distL="0" distR="0">
+            <wp:extent cx="5940425" cy="1345771"/>
+            <wp:effectExtent l="19050" t="0" r="3175" b="0"/>
+            <wp:docPr id="10" name="Рисунок 10"/>
+            <wp:cNvGraphicFramePr>
+              <a:graphicFrameLocks xmlns:a="http://schemas.openxmlformats.org/drawingml/2006/main" noChangeAspect="1"/>
+            </wp:cNvGraphicFramePr>
+            <a:graphic xmlns:a="http://schemas.openxmlformats.org/drawingml/2006/main">
+              <a:graphicData uri="http://schemas.openxmlformats.org/drawingml/2006/picture">
+                <pic:pic xmlns:pic="http://schemas.openxmlformats.org/drawingml/2006/picture">
+                  <pic:nvPicPr>
+                    <pic:cNvPr id="0" name="Picture 10"/>
+                    <pic:cNvPicPr>
+                      <a:picLocks noChangeAspect="1" noChangeArrowheads="1"/>
+                    </pic:cNvPicPr>
+                  </pic:nvPicPr>
+                  <pic:blipFill>
+                    <a:blip r:embed="rId10" cstate="print"/>
+                    <a:srcRect/>
+                    <a:stretch>
+                      <a:fillRect/>
+                    </a:stretch>
+                  </pic:blipFill>
+                  <pic:spPr bwMode="auto">
+                    <a:xfrm>
+                      <a:off x="0" y="0"/>
+                      <a:ext cx="5940425" cy="1345771"/>
+                    </a:xfrm>
+                    <a:prstGeom prst="rect">
+                      <a:avLst/>
+                    </a:prstGeom>
+                    <a:noFill/>
+                    <a:ln w="9525">
+                      <a:noFill/>
+                      <a:miter lim="800000"/>
+                      <a:headEnd/>
+                      <a:tailEnd/>
+                    </a:ln>
+                  </pic:spPr>
+                </pic:pic>
+              </a:graphicData>
+            </a:graphic>
+          </wp:inline>
+        </w:drawing>
+      </w:r>
+    </w:p>
+    <w:p>
+      <w:pPr>
+        <w:rPr>
+          <w:lang w:eastAsia="ru-RU"/>
+        </w:rPr>
+      </w:pPr>
+      <w:r>
+        <w:rPr>
+          <w:lang w:eastAsia="ru-RU"/>
+        </w:rPr>
+        <w:t>Упражнение 3</w:t>
+      </w:r>
+    </w:p>
+    <w:p>
+      <w:pPr>
+        <w:rPr>
+          <w:lang w:eastAsia="ru-RU"/>
+        </w:rPr>
+      </w:pPr>
+      <w:r>
+        <w:rPr>
+          <w:noProof/>
+          <w:lang w:eastAsia="ru-RU"/>
+        </w:rPr>
+        <w:lastRenderedPageBreak/>
+        <w:drawing>
+          <wp:inline distT="0" distB="0" distL="0" distR="0">
+            <wp:extent cx="5940425" cy="3457169"/>
+            <wp:effectExtent l="19050" t="0" r="3175" b="0"/>
+            <wp:docPr id="13" name="Рисунок 13"/>
+            <wp:cNvGraphicFramePr>
+              <a:graphicFrameLocks xmlns:a="http://schemas.openxmlformats.org/drawingml/2006/main" noChangeAspect="1"/>
+            </wp:cNvGraphicFramePr>
+            <a:graphic xmlns:a="http://schemas.openxmlformats.org/drawingml/2006/main">
+              <a:graphicData uri="http://schemas.openxmlformats.org/drawingml/2006/picture">
+                <pic:pic xmlns:pic="http://schemas.openxmlformats.org/drawingml/2006/picture">
+                  <pic:nvPicPr>
+                    <pic:cNvPr id="0" name="Picture 13"/>
+                    <pic:cNvPicPr>
+                      <a:picLocks noChangeAspect="1" noChangeArrowheads="1"/>
+                    </pic:cNvPicPr>
+                  </pic:nvPicPr>
+                  <pic:blipFill>
+                    <a:blip r:embed="rId11" cstate="print"/>
+                    <a:srcRect/>
+                    <a:stretch>
+                      <a:fillRect/>
+                    </a:stretch>
+                  </pic:blipFill>
+                  <pic:spPr bwMode="auto">
+                    <a:xfrm>
+                      <a:off x="0" y="0"/>
+                      <a:ext cx="5940425" cy="3457169"/>
+                    </a:xfrm>
+                    <a:prstGeom prst="rect">
+                      <a:avLst/>
+                    </a:prstGeom>
+                    <a:noFill/>
+                    <a:ln w="9525">
+                      <a:noFill/>
+                      <a:miter lim="800000"/>
+                      <a:headEnd/>
+                      <a:tailEnd/>
+                    </a:ln>
+                  </pic:spPr>
+                </pic:pic>
+              </a:graphicData>
+            </a:graphic>
+          </wp:inline>
+        </w:drawing>
+      </w:r>
+    </w:p>
+    <w:p>
+      <w:pPr>
+        <w:rPr>
+          <w:lang w:eastAsia="ru-RU"/>
+        </w:rPr>
+      </w:pPr>
+      <w:r>
+        <w:rPr>
+          <w:lang w:eastAsia="ru-RU"/>
+        </w:rPr>
+        <w:t>Результат:</w:t>
+      </w:r>
+    </w:p>
+    <w:p>
+      <w:pPr>
+        <w:rPr>
+          <w:lang w:eastAsia="ru-RU"/>
+        </w:rPr>
+      </w:pPr>
+      <w:r>
+        <w:rPr>
+          <w:noProof/>
+          <w:lang w:eastAsia="ru-RU"/>
+        </w:rPr>
+        <w:drawing>
+          <wp:inline distT="0" distB="0" distL="0" distR="0">
+            <wp:extent cx="5940425" cy="2347519"/>
+            <wp:effectExtent l="19050" t="0" r="3175" b="0"/>
+            <wp:docPr id="16" name="Рисунок 16"/>
+            <wp:cNvGraphicFramePr>
+              <a:graphicFrameLocks xmlns:a="http://schemas.openxmlformats.org/drawingml/2006/main" noChangeAspect="1"/>
+            </wp:cNvGraphicFramePr>
+            <a:graphic xmlns:a="http://schemas.openxmlformats.org/drawingml/2006/main">
+              <a:graphicData uri="http://schemas.openxmlformats.org/drawingml/2006/picture">
+                <pic:pic xmlns:pic="http://schemas.openxmlformats.org/drawingml/2006/picture">
+                  <pic:nvPicPr>
+                    <pic:cNvPr id="0" name="Picture 16"/>
+                    <pic:cNvPicPr>
+                      <a:picLocks noChangeAspect="1" noChangeArrowheads="1"/>
+                    </pic:cNvPicPr>
+                  </pic:nvPicPr>
+                  <pic:blipFill>
+                    <a:blip r:embed="rId12" cstate="print"/>
+                    <a:srcRect/>
+                    <a:stretch>
+                      <a:fillRect/>
+                    </a:stretch>
+                  </pic:blipFill>
+                  <pic:spPr bwMode="auto">
+                    <a:xfrm>
+                      <a:off x="0" y="0"/>
+                      <a:ext cx="5940425" cy="2347519"/>
+                    </a:xfrm>
+                    <a:prstGeom prst="rect">
+                      <a:avLst/>
+                    </a:prstGeom>
+                    <a:noFill/>
+                    <a:ln w="9525">
+                      <a:noFill/>
+                      <a:miter lim="800000"/>
+                      <a:headEnd/>
+                      <a:tailEnd/>
+                    </a:ln>
+                  </pic:spPr>
+                </pic:pic>
+              </a:graphicData>
+            </a:graphic>
+          </wp:inline>
+        </w:drawing>
+      </w:r>
+    </w:p>
+    <w:p>
+      <w:pPr>
+        <w:rPr>
+          <w:lang w:eastAsia="ru-RU"/>
+        </w:rPr>
+      </w:pPr>
+      <w:r>
+        <w:rPr>
+          <w:lang w:eastAsia="ru-RU"/>
+        </w:rPr>
+        <w:t>Упражнение 4</w:t>
+      </w:r>
+    </w:p>
+    <w:p>
+      <w:pPr>
+        <w:rPr>
+          <w:lang w:eastAsia="ru-RU"/>
+        </w:rPr>
+      </w:pPr>
+      <w:r>
+        <w:rPr>
+          <w:noProof/>
+          <w:lang w:eastAsia="ru-RU"/>
+        </w:rPr>
+        <w:lastRenderedPageBreak/>
+        <w:drawing>
+          <wp:inline distT="0" distB="0" distL="0" distR="0">
+            <wp:extent cx="5940425" cy="2876056"/>
+            <wp:effectExtent l="19050" t="0" r="3175" b="0"/>
+            <wp:docPr id="19" name="Рисунок 19"/>
+            <wp:cNvGraphicFramePr>
+              <a:graphicFrameLocks xmlns:a="http://schemas.openxmlformats.org/drawingml/2006/main" noChangeAspect="1"/>
+            </wp:cNvGraphicFramePr>
+            <a:graphic xmlns:a="http://schemas.openxmlformats.org/drawingml/2006/main">
+              <a:graphicData uri="http://schemas.openxmlformats.org/drawingml/2006/picture">
+                <pic:pic xmlns:pic="http://schemas.openxmlformats.org/drawingml/2006/picture">
+                  <pic:nvPicPr>
+                    <pic:cNvPr id="0" name="Picture 19"/>
+                    <pic:cNvPicPr>
+                      <a:picLocks noChangeAspect="1" noChangeArrowheads="1"/>
+                    </pic:cNvPicPr>
+                  </pic:nvPicPr>
+                  <pic:blipFill>
+                    <a:blip r:embed="rId13" cstate="print"/>
+                    <a:srcRect/>
+                    <a:stretch>
+                      <a:fillRect/>
+                    </a:stretch>
+                  </pic:blipFill>
+                  <pic:spPr bwMode="auto">
+                    <a:xfrm>
+                      <a:off x="0" y="0"/>
+                      <a:ext cx="5940425" cy="2876056"/>
+                    </a:xfrm>
+                    <a:prstGeom prst="rect">
+                      <a:avLst/>
+                    </a:prstGeom>
+                    <a:noFill/>
+                    <a:ln w="9525">
+                      <a:noFill/>
+                      <a:miter lim="800000"/>
+                      <a:headEnd/>
+                      <a:tailEnd/>
+                    </a:ln>
+                  </pic:spPr>
+                </pic:pic>
+              </a:graphicData>
+            </a:graphic>
+          </wp:inline>
+        </w:drawing>
+      </w:r>
+    </w:p>
+    <w:p>
+      <w:pPr>
+        <w:rPr>
+          <w:lang w:eastAsia="ru-RU"/>
+        </w:rPr>
+      </w:pPr>
+      <w:r>
+        <w:rPr>
+          <w:lang w:eastAsia="ru-RU"/>
+        </w:rPr>
+        <w:t>Результат:</w:t>
+      </w:r>
+    </w:p>
+    <w:p>
+      <w:pPr>
+        <w:rPr>
+          <w:lang w:eastAsia="ru-RU"/>
+        </w:rPr>
+      </w:pPr>
+      <w:r>
+        <w:rPr>
+          <w:noProof/>
+          <w:lang w:eastAsia="ru-RU"/>
+        </w:rPr>
+        <w:drawing>
+          <wp:inline distT="0" distB="0" distL="0" distR="0">
+            <wp:extent cx="5314950" cy="1619250"/>
+            <wp:effectExtent l="19050" t="0" r="0" b="0"/>
+            <wp:docPr id="22" name="Рисунок 22"/>
+            <wp:cNvGraphicFramePr>
+              <a:graphicFrameLocks xmlns:a="http://schemas.openxmlformats.org/drawingml/2006/main" noChangeAspect="1"/>
+            </wp:cNvGraphicFramePr>
+            <a:graphic xmlns:a="http://schemas.openxmlformats.org/drawingml/2006/main">
+              <a:graphicData uri="http://schemas.openxmlformats.org/drawingml/2006/picture">
+                <pic:pic xmlns:pic="http://schemas.openxmlformats.org/drawingml/2006/picture">
+                  <pic:nvPicPr>
+                    <pic:cNvPr id="0" name="Picture 22"/>
+                    <pic:cNvPicPr>
+                      <a:picLocks noChangeAspect="1" noChangeArrowheads="1"/>
+                    </pic:cNvPicPr>
+                  </pic:nvPicPr>
+                  <pic:blipFill>
+                    <a:blip r:embed="rId14" cstate="print"/>
+                    <a:srcRect/>
+                    <a:stretch>
+                      <a:fillRect/>
+                    </a:stretch>
+                  </pic:blipFill>
+                  <pic:spPr bwMode="auto">
+                    <a:xfrm>
+                      <a:off x="0" y="0"/>
+                      <a:ext cx="5314950" cy="1619250"/>
+                    </a:xfrm>
+                    <a:prstGeom prst="rect">
+                      <a:avLst/>
+                    </a:prstGeom>
+                    <a:noFill/>
+                    <a:ln w="9525">
+                      <a:noFill/>
+                      <a:miter lim="800000"/>
+                      <a:headEnd/>
+                      <a:tailEnd/>
+                    </a:ln>
+                  </pic:spPr>
+                </pic:pic>
+              </a:graphicData>
+            </a:graphic>
+          </wp:inline>
+        </w:drawing>
       </w:r>
     </w:p>
     <w:sectPr>
@@ -2072,6 +3548,30 @@
     <w:qFormat/>
     <w:rsid w:val="002D549C"/>
   </w:style>
+  <w:style w:type="paragraph" w:styleId="1">
+    <w:name w:val="heading 1"/>
+    <w:basedOn w:val="a"/>
+    <w:next w:val="a"/>
+    <w:link w:val="10"/>
+    <w:uiPriority w:val="9"/>
+    <w:qFormat/>
+    <w:rsid w:val="008522E7"/>
+    <w:pPr>
+      <w:keepNext/>
+      <w:keepLines/>
+      <w:spacing w:before="480" w:after="0"/>
+      <w:jc w:val="center"/>
+      <w:outlineLvl w:val="0"/>
+    </w:pPr>
+    <w:rPr>
+      <w:rFonts w:ascii="Times New Roman" w:eastAsiaTheme="majorEastAsia" w:hAnsi="Times New Roman" w:cstheme="majorBidi"/>
+      <w:b/>
+      <w:bCs/>
+      <w:color w:val="000000" w:themeColor="text1"/>
+      <w:sz w:val="36"/>
+      <w:szCs w:val="28"/>
+    </w:rPr>
+  </w:style>
   <w:style w:type="character" w:default="1" w:styleId="a0">
     <w:name w:val="Default Paragraph Font"/>
     <w:uiPriority w:val="1"/>
@@ -2110,6 +3610,93 @@
       <w:ind w:left="720"/>
       <w:contextualSpacing/>
     </w:pPr>
+  </w:style>
+  <w:style w:type="paragraph" w:styleId="a4">
+    <w:name w:val="Balloon Text"/>
+    <w:basedOn w:val="a"/>
+    <w:link w:val="a5"/>
+    <w:uiPriority w:val="99"/>
+    <w:semiHidden/>
+    <w:unhideWhenUsed/>
+    <w:rsid w:val="008522E7"/>
+    <w:pPr>
+      <w:spacing w:after="0" w:line="240" w:lineRule="auto"/>
+    </w:pPr>
+    <w:rPr>
+      <w:rFonts w:ascii="Tahoma" w:hAnsi="Tahoma" w:cs="Tahoma"/>
+      <w:sz w:val="16"/>
+      <w:szCs w:val="16"/>
+    </w:rPr>
+  </w:style>
+  <w:style w:type="character" w:customStyle="1" w:styleId="a5">
+    <w:name w:val="Текст выноски Знак"/>
+    <w:basedOn w:val="a0"/>
+    <w:link w:val="a4"/>
+    <w:uiPriority w:val="99"/>
+    <w:semiHidden/>
+    <w:rsid w:val="008522E7"/>
+    <w:rPr>
+      <w:rFonts w:ascii="Tahoma" w:hAnsi="Tahoma" w:cs="Tahoma"/>
+      <w:sz w:val="16"/>
+      <w:szCs w:val="16"/>
+    </w:rPr>
+  </w:style>
+  <w:style w:type="character" w:customStyle="1" w:styleId="10">
+    <w:name w:val="Заголовок 1 Знак"/>
+    <w:basedOn w:val="a0"/>
+    <w:link w:val="1"/>
+    <w:uiPriority w:val="9"/>
+    <w:rsid w:val="008522E7"/>
+    <w:rPr>
+      <w:rFonts w:ascii="Times New Roman" w:eastAsiaTheme="majorEastAsia" w:hAnsi="Times New Roman" w:cstheme="majorBidi"/>
+      <w:b/>
+      <w:bCs/>
+      <w:color w:val="000000" w:themeColor="text1"/>
+      <w:sz w:val="36"/>
+      <w:szCs w:val="28"/>
+    </w:rPr>
+  </w:style>
+  <w:style w:type="paragraph" w:styleId="a6">
+    <w:name w:val="TOC Heading"/>
+    <w:basedOn w:val="1"/>
+    <w:next w:val="a"/>
+    <w:uiPriority w:val="39"/>
+    <w:semiHidden/>
+    <w:unhideWhenUsed/>
+    <w:qFormat/>
+    <w:rsid w:val="009465DA"/>
+    <w:pPr>
+      <w:jc w:val="left"/>
+      <w:outlineLvl w:val="9"/>
+    </w:pPr>
+    <w:rPr>
+      <w:rFonts w:asciiTheme="majorHAnsi" w:hAnsiTheme="majorHAnsi"/>
+      <w:color w:val="365F91" w:themeColor="accent1" w:themeShade="BF"/>
+      <w:sz w:val="28"/>
+    </w:rPr>
+  </w:style>
+  <w:style w:type="paragraph" w:styleId="11">
+    <w:name w:val="toc 1"/>
+    <w:basedOn w:val="a"/>
+    <w:next w:val="a"/>
+    <w:autoRedefine/>
+    <w:uiPriority w:val="39"/>
+    <w:unhideWhenUsed/>
+    <w:rsid w:val="009465DA"/>
+    <w:pPr>
+      <w:spacing w:after="100"/>
+    </w:pPr>
+  </w:style>
+  <w:style w:type="character" w:styleId="a7">
+    <w:name w:val="Hyperlink"/>
+    <w:basedOn w:val="a0"/>
+    <w:uiPriority w:val="99"/>
+    <w:unhideWhenUsed/>
+    <w:rsid w:val="009465DA"/>
+    <w:rPr>
+      <w:color w:val="0000FF" w:themeColor="hyperlink"/>
+      <w:u w:val="single"/>
+    </w:rPr>
   </w:style>
 </w:styles>
 </file>
@@ -2395,4 +3982,16 @@
   <a:objectDefaults/>
   <a:extraClrSchemeLst/>
 </a:theme>
+</file>
+
+<file path=customXml/item1.xml><?xml version="1.0" encoding="utf-8"?>
+<b:Sources xmlns:b="http://schemas.openxmlformats.org/officeDocument/2006/bibliography" xmlns="http://schemas.openxmlformats.org/officeDocument/2006/bibliography" SelectedStyle="\APA.XSL" StyleName="APA"/>
+</file>
+
+<file path=customXml/itemProps1.xml><?xml version="1.0" encoding="utf-8"?>
+<ds:datastoreItem xmlns:ds="http://schemas.openxmlformats.org/officeDocument/2006/customXml" ds:itemID="{904533CC-BAD5-4F74-89C1-A56BDC6ED795}">
+  <ds:schemaRefs>
+    <ds:schemaRef ds:uri="http://schemas.openxmlformats.org/officeDocument/2006/bibliography"/>
+  </ds:schemaRefs>
+</ds:datastoreItem>
 </file>